--- a/transcripts/eliza-blank.docx
+++ b/transcripts/eliza-blank.docx
@@ -47,7 +47,22 @@
     </w:p>
     <w:p>
       <w:r>
-        <w:t xml:space="preserve">Yeah. Yeah. Um well, great question. I started The Sill when I was 26, um which was quite some time ago. Um and uh that happened to be 2012. And at that time I was um coming out of brand strategy as a primary or initial career. And I was very interested in taking an entrepreneurial uh track. And I was very intrigued by house plants as a category, believe it or not. It was a personal experience that I had of, you know, being in one of my very first apartments and trying to decorate with plants and um you know, trying to make it feel more homey. And then come to find that there there a lot of places where I could go shop for plants that were going to be inspiring or convenient or educate me or kind of offer like anything that one might come to expect from shopping any other category. And so I decided to create a consumer brand surrounding plants that would do all those things that would be beautiful and educational and convenient. Um and so we started as a delivery service um that basically was in my neighborhood because if you ordered from the website I was going to be knocking on your door and handing you the product that you purchased. Um but we did blow up into a national brand. We were shipping nationally. We ended up having having um something like 12 stores in 10 different markets and um and now The Sill is a full-fledged uh online garden center. So you can buy not only house plants, which is the category we started with, but you can buy apple trees and hedges and all sorts of things and um and it was an amazing uh adventure and skill set that ultimately then led me to FarmLink.</w:t>
+        <w:t xml:space="preserve">Yeah.  Yeah.  Um well, great question.  I started The Sill when I was 26, um which was quite some time ago.</w:t>
+      </w:r>
+    </w:p>
+    <w:p>
+      <w:r>
+        <w:t xml:space="preserve">Um and uh that happened to be 2012.  And at that time I was um coming out of brand strategy as a primary or initial career.  And I was very interested in taking an entrepreneurial uh track.  And I was very intrigued by house plants as a category, believe it or not.</w:t>
+      </w:r>
+    </w:p>
+    <w:p>
+      <w:r>
+        <w:t xml:space="preserve">It was a personal experience that I had of, you know, being in one of my very first apartments and trying to decorate with plants and um you know, trying to make it feel more homey.  And then come to find that there there a lot of places where I could go shop for plants that were going to be inspiring or convenient or educate me or kind of offer like anything that one might come to expect from shopping any other category.  And so I decided to create a consumer brand surrounding plants that would do all those things that would be beautiful and educational and convenient.  Um and so we started as a delivery service um that basically was in my neighborhood because if you ordered from the website I was going to be knocking on your door and handing you the product that you purchased.</w:t>
+      </w:r>
+    </w:p>
+    <w:p>
+      <w:r>
+        <w:t xml:space="preserve">Um but we did blow up into a national brand.  We were shipping nationally.  We ended up having having um something like 12 stores in 10 different markets and um and now The Sill is a full-fledged uh online garden center.  So you can buy not only house plants, which is the category we started with, but you can buy apple trees and hedges and all sorts of things and um and it was an amazing uh adventure and skill set that ultimately then led me to FarmLink.</w:t>
       </w:r>
     </w:p>
     <w:p>
@@ -122,7 +137,12 @@
     </w:p>
     <w:p>
       <w:r>
-        <w:t xml:space="preserve">It was. I mean, I grew up in Western Massachusetts which informs a lot of the decisions that I've made in my life in fact because I grew up in a very like agriculturally based community. You know, I passed a cow field on my way to high school and my high school was next to a vocational school which I feel like doesn't exist in the same way anymore as it used to. And so, going to the city was like the biggest contrast that like I could make for myself and I loved it. I lived in New York City for 20 years, but then ultimately left because I needed green grass again and I wanted to be closer to my food chain and I wanted to you know, um reconnect with nature.</w:t>
+        <w:t xml:space="preserve">It was.  I mean, I grew up in Western Massachusetts which informs a lot of the decisions that I've made in my life in fact because I grew up in a very like agriculturally based community.  You know, I passed a cow field on my way to high school and my high school was next to a vocational school which I feel like doesn't exist in the same way anymore as it used to.  And so, going to the city was like the biggest contrast that like I could make for myself and I loved it.</w:t>
+      </w:r>
+    </w:p>
+    <w:p>
+      <w:r>
+        <w:t xml:space="preserve">I lived in New York City for 20 years, but then ultimately left because I needed green grass again and I wanted to be closer to my food chain and I wanted to you know, um reconnect with nature.</w:t>
       </w:r>
     </w:p>
     <w:p>
@@ -172,7 +192,22 @@
     </w:p>
     <w:p>
       <w:r>
-        <w:t xml:space="preserve">Yeah, so the Farm Link project is a national nonprofit. Um, we are in the food recovery space, and most people then say, "Well, what does that mean?" Um, we will recover surplus produce all along the supply chain before retail. Meaning, a lot of food recovery institutions might pick up food that's, you know, post expiration or on its way out from a grocery store. We collect food before it even gets to a store that would be considered surplus and therefore might go to waste, and we redistribute that into the charitable food system. And this all started as a grassroots movement during COVID uh by a a group of college students. Um, so you know, juniors and seniors in school got together after they'd been sent home from their jobs and sent home from their classes um to try and get involved and be helpful. And one of the things that they recognized was that their local food bank was really in need of fresh food. And meanwhile, there was all these farms who had lost their business because hospitality effectively shut down overnight and were forced to effectively plow under a lot of their perfectly good food. So these students started renting U-Hauls and cold calling farms uh and making that connection. And and then they came to realize that while that was somewhat unique to COVID in the pandemic, it is actually a pretty significant um breakdown in our supply chain. Which is to say that there are so many people in need and there is a tremendous amount of surplus food in this country, but to actually transport it, to both coordinate the transportation of perishable goods, and to pay for that transportation hasn't existed in a really material way. And that's where Farm Link has stepped in and and and and we've done so at at quite impressive scale. So in that first year, those college students moved 40 million pounds of food. And we are now moving Last year, we moved 150 million pounds of food, and that's about 100 full truckloads a week.</w:t>
+        <w:t xml:space="preserve">Yeah, so the Farm Link project is a national nonprofit.  Um, we are in the food recovery space, and most people then say, "Well, what does that mean? " Um, we will recover surplus produce all along the supply chain before retail.  Meaning, a lot of food recovery institutions might pick up food that's, you know, post expiration or on its way out from a grocery store.</w:t>
+      </w:r>
+    </w:p>
+    <w:p>
+      <w:r>
+        <w:t xml:space="preserve">We collect food before it even gets to a store that would be considered surplus and therefore might go to waste, and we redistribute that into the charitable food system.  And this all started as a grassroots movement during COVID uh by a a group of college students.  Um, so you know, juniors and seniors in school got together after they'd been sent home from their jobs and sent home from their classes um to try and get involved and be helpful.  And one of the things that they recognized was that their local food bank was really in need of fresh food.</w:t>
+      </w:r>
+    </w:p>
+    <w:p>
+      <w:r>
+        <w:t xml:space="preserve">And meanwhile, there was all these farms who had lost their business because hospitality effectively shut down overnight and were forced to effectively plow under a lot of their perfectly good food.  So these students started renting U-Hauls and cold calling farms uh and making that connection.  And and then they came to realize that while that was somewhat unique to COVID in the pandemic, it is actually a pretty significant um breakdown in our supply chain.  Which is to say that there are so many people in need and there is a tremendous amount of surplus food in this country, but to actually transport it, to both coordinate the transportation of perishable goods, and to pay for that transportation hasn't existed in a really material way.</w:t>
+      </w:r>
+    </w:p>
+    <w:p>
+      <w:r>
+        <w:t xml:space="preserve">And that's where Farm Link has stepped in and and and and we've done so at at quite impressive scale.  So in that first year, those college students moved 40 million pounds of food.  And we are now moving Last year, we moved 150 million pounds of food, and that's about 100 full truckloads a week.</w:t>
       </w:r>
     </w:p>
     <w:p>
@@ -192,7 +227,22 @@
     </w:p>
     <w:p>
       <w:r>
-        <w:t xml:space="preserve">So, um relationships, as I mentioned, that's like our currency. Like we don't have We don't have assets as an organization. We don't have warehouse space. We don't own the trucks. Our relationships are what's most important. And so, if we have a thousand relationships spanning food donors to receiving agencies, whenever surplus arises, so again, we could have someone who failed to sell their load at the wholesale market one day or an importer um with the same type of situation or a farmer who lost a sales order. All of these types of situations can happen, and they do happen every single day across every single commodity. Um they know to call us, and then, you know, we have to consider who to call next. Um and that is a lot of decision-making that we have learned over the course of 6 years of doing this. Often times, it's closest proximity, right? Cuz we're also trying to be responsible about this food. It's also timing, um but it's also understanding receiving uh agency's capacity. Like who can actually take a truckload of food? Um who's going to absorb and distribute it in a timely manner based on what it is and how much shelf life it has left. Like moving potatoes is very different than moving bananas, as you can imagine.</w:t>
+        <w:t xml:space="preserve">So, um relationships, as I mentioned, that's like our currency.  Like we don't have We don't have assets as an organization.  We don't have warehouse space.  We don't own the trucks.</w:t>
+      </w:r>
+    </w:p>
+    <w:p>
+      <w:r>
+        <w:t xml:space="preserve">Our relationships are what's most important.  And so, if we have a thousand relationships spanning food donors to receiving agencies, whenever surplus arises, so again, we could have someone who failed to sell their load at the wholesale market one day or an importer um with the same type of situation or a farmer who lost a sales order.  All of these types of situations can happen, and they do happen every single day across every single commodity.  Um they know to call us, and then, you know, we have to consider who to call next.</w:t>
+      </w:r>
+    </w:p>
+    <w:p>
+      <w:r>
+        <w:t xml:space="preserve">Um and that is a lot of decision-making that we have learned over the course of 6 years of doing this.  Often times, it's closest proximity, right?  Cuz we're also trying to be responsible about this food.  It's also timing, um but it's also understanding receiving uh agency's capacity.</w:t>
+      </w:r>
+    </w:p>
+    <w:p>
+      <w:r>
+        <w:t xml:space="preserve">Like who can actually take a truckload of food?  Um who's going to absorb and distribute it in a timely manner based on what it is and how much shelf life it has left.  Like moving potatoes is very different than moving bananas, as you can imagine.</w:t>
       </w:r>
     </w:p>
     <w:p>
@@ -202,7 +252,12 @@
     </w:p>
     <w:p>
       <w:r>
-        <w:t xml:space="preserve">So, most of our food in the United States that is grown here originates from California. Um pretty obvious. Um that being said, you know, you probably can appreciate like apples are grown all along the Northeast and citrus is grown, you know, in Florida. And so there is food and you know, and potatoes are the Northwest. So there is food being grown in all over the place and we can move food from anywhere to anywhere um at scale. We move exclusively full truck loads. And then we do a lot of work with um folks who are importing food um from Mexico or from Canada. Um so in fact, our reach is really, you know, all of North America to some extent.</w:t>
+        <w:t xml:space="preserve">So, most of our food in the United States that is grown here originates from California.  Um pretty obvious.  Um that being said, you know, you probably can appreciate like apples are grown all along the Northeast and citrus is grown, you know, in Florida.  And so there is food and you know, and potatoes are the Northwest.</w:t>
+      </w:r>
+    </w:p>
+    <w:p>
+      <w:r>
+        <w:t xml:space="preserve">So there is food being grown in all over the place and we can move food from anywhere to anywhere um at scale.  We move exclusively full truck loads.  And then we do a lot of work with um folks who are importing food um from Mexico or from Canada.  Um so in fact, our reach is really, you know, all of North America to some extent.</w:t>
       </w:r>
     </w:p>
     <w:p>
@@ -222,7 +277,27 @@
     </w:p>
     <w:p>
       <w:r>
-        <w:t xml:space="preserve">Well, look, this is like a massive opportunity because not only are we helping feed people, but this food would have otherwise gone to waste, which has a huge impact on our planet because food rotting in a landfill creates methane, which is not a greenhouse greenhouse gas that you want in our atmosphere. So, I would say it's a triple win because you know, we try and support farmers and we try and feed communities and it's very much healing to the planet. It's one of the best interventions actually to climate change is um diverting food waste. So, all to say like it's been it's been received quite well. Um and it's not to say that we invented food recovery or there's not an amazing ecosystem surrounding us because I I what we also recognize as an organization is that you don't do you don't do this work alone. Like we in fact are representation of partnership in action because all we're doing is coordinating. Like we're the connective tissue between existing groups. And so we very much depend on the great work of other organizations. But on the receiving end the impact is enormous. I mean we're talking about fresh food. You know, the charitable food system often relies on you know, packaged non-perishable oftentimes ultra-processed foods. So we're getting the most helpful the most fresh food into hands of those who are in need. And when we think about what's happening now just broadly speaking like you know, berries aren't cheap. Like I know [laughter] that. You have a kid, you know that. So it's also one of these items that um people get priced out of pretty quickly. Or um and and so we're very proud of the work that we do that we're able to focus in this very specific way on produce um and um pre-retail because it does guarantee freshness.</w:t>
+        <w:t xml:space="preserve">Well, look, this is like a massive opportunity because not only are we helping feed people, but this food would have otherwise gone to waste, which has a huge impact on our planet because food rotting in a landfill creates methane, which is not a greenhouse greenhouse gas that you want in our atmosphere.  So, I would say it's a triple win because you know, we try and support farmers and we try and feed communities and it's very much healing to the planet.  It's one of the best interventions actually to climate change is um diverting food waste.  So, all to say like it's been it's been received quite well.</w:t>
+      </w:r>
+    </w:p>
+    <w:p>
+      <w:r>
+        <w:t xml:space="preserve">Um and it's not to say that we invented food recovery or there's not an amazing ecosystem surrounding us because I I what we also recognize as an organization is that you don't do you don't do this work alone.  Like we in fact are representation of partnership in action because all we're doing is coordinating.  Like we're the connective tissue between existing groups.  And so we very much depend on the great work of other organizations.</w:t>
+      </w:r>
+    </w:p>
+    <w:p>
+      <w:r>
+        <w:t xml:space="preserve">But on the receiving end the impact is enormous.  I mean we're talking about fresh food.  You know, the charitable food system often relies on you know, packaged non-perishable oftentimes ultra-processed foods.  So we're getting the most helpful the most fresh food into hands of those who are in need.</w:t>
+      </w:r>
+    </w:p>
+    <w:p>
+      <w:r>
+        <w:t xml:space="preserve">And when we think about what's happening now just broadly speaking like you know, berries aren't cheap.  Like I know [laughter] that.  You have a kid, you know that.  So it's also one of these items that um people get priced out of pretty quickly.</w:t>
+      </w:r>
+    </w:p>
+    <w:p>
+      <w:r>
+        <w:t xml:space="preserve">Or um and and so we're very proud of the work that we do that we're able to focus in this very specific way on produce um and um pre-retail because it does guarantee freshness.</w:t>
       </w:r>
     </w:p>
     <w:p>
@@ -257,7 +332,12 @@
     </w:p>
     <w:p>
       <w:r>
-        <w:t xml:space="preserve">Yeah, no. Well, I mean, what's also very exciting for me, having just joined the Farmlink Project, is like we're in an era that is never been seen before. And so, actually we can start to use technology in ways that even 6 months ago um we weren't able to. So, in fact, we are building um a a database now that pulls a lot of the manual work um out of people's brains and will make it a lot faster to surface data and information and make decisions. And so, we're very excited about applying tools like LLMs and just AI in general to the work that we're doing because a lot of what we do is just communication. And some of that needs to have human intervention and judgment, of course, and some of it just doesn't. And so, we are again entering a moment in time where efficiency is going to be um achievable in ways that it just wasn't before.</w:t>
+        <w:t xml:space="preserve">Yeah, no.  Well, I mean, what's also very exciting for me, having just joined the Farmlink Project, is like we're in an era that is never been seen before.  And so, actually we can start to use technology in ways that even 6 months ago um we weren't able to.  So, in fact, we are building um a a database now that pulls a lot of the manual work um out of people's brains and will make it a lot faster to surface data and information and make decisions.</w:t>
+      </w:r>
+    </w:p>
+    <w:p>
+      <w:r>
+        <w:t xml:space="preserve">And so, we're very excited about applying tools like LLMs and just AI in general to the work that we're doing because a lot of what we do is just communication.  And some of that needs to have human intervention and judgment, of course, and some of it just doesn't.  And so, we are again entering a moment in time where efficiency is going to be um achievable in ways that it just wasn't before.</w:t>
       </w:r>
     </w:p>
     <w:p>
@@ -317,7 +397,17 @@
     </w:p>
     <w:p>
       <w:r>
-        <w:t xml:space="preserve">Mhm. Yeah, we've we've seen this so a lot of there's a lot of actual uh news attention right now on the peach trees in California and it's a really devastating uh challenge that these farmers have had because Del Monte declared bankruptcy last year and Del Monte's a big canning company and a lot of that is just reflective of like consumer behavior changing. Like people aren't eating canned peaches anymore. Which is just and canned pears for that matter. And so we saw this last year immediately with pears actually. We we worked on um some harvesting of pears because Del Monte canning facility closed and there was a farm in the Northwest that literally was just then sitting on hundreds of thousands of pears were already harvested um and meant to go to this canning facility and then the canning facility like closed, you know, and then and then what? And so all you all of a sudden you have you know, all of these pears ready to go and nowhere to go and yet you have 48 million food insecure Americans. And that in the instance of the peaches because they've now determined that there's less of a market for these types of peaches, the state of California is actually paying the farmers to dig up the peach trees and replace it with crops that are more um viable in the market. And so now we're seeing the destruction of all these incredible peach trees, um which is just, you know, quite sad. And yet, you know, we do what we can in terms of rescuing. But, you know, we're up against big forces that, you know, put us in these positions.</w:t>
+        <w:t xml:space="preserve">Mhm.  Yeah, we've we've seen this so a lot of there's a lot of actual uh news attention right now on the peach trees in California and it's a really devastating uh challenge that these farmers have had because Del Monte declared bankruptcy last year and Del Monte's a big canning company and a lot of that is just reflective of like consumer behavior changing.  Like people aren't eating canned peaches anymore.  Which is just and canned pears for that matter.</w:t>
+      </w:r>
+    </w:p>
+    <w:p>
+      <w:r>
+        <w:t xml:space="preserve">And so we saw this last year immediately with pears actually.  We we worked on um some harvesting of pears because Del Monte canning facility closed and there was a farm in the Northwest that literally was just then sitting on hundreds of thousands of pears were already harvested um and meant to go to this canning facility and then the canning facility like closed, you know, and then and then what?  And so all you all of a sudden you have you know, all of these pears ready to go and nowhere to go and yet you have 48 million food insecure Americans.  And that in the instance of the peaches because they've now determined that there's less of a market for these types of peaches, the state of California is actually paying the farmers to dig up the peach trees and replace it with crops that are more um viable in the market.</w:t>
+      </w:r>
+    </w:p>
+    <w:p>
+      <w:r>
+        <w:t xml:space="preserve">And so now we're seeing the destruction of all these incredible peach trees, um which is just, you know, quite sad.  And yet, you know, we do what we can in terms of rescuing.  But, you know, we're up against big forces that, you know, put us in these positions.</w:t>
       </w:r>
     </w:p>
     <w:p>
@@ -327,7 +417,17 @@
     </w:p>
     <w:p>
       <w:r>
-        <w:t xml:space="preserve">Yeah. Well, you know, I'm not an economist and it's so easy to, you know, to make these assumptions about why things are the way they are. But, of course, what I've come to learn in being in this organization is there's so many factors that go into this. Like, I'm sure like the price of aluminum going up has something to do with it. Sure, changing consumer sentiment and diets has something to do with it. And I, you know, there's it's all the things, right? So, um it's it's hard to pinpoint like what the one thing is, but what I think about in terms of FarmLink especially is we have pinpointed this one intervention that we know does work and that there are many more, as I mentioned earlier. Like, this is all about the bigger ecosystem and relationships. And um and that's what's really exciting is that I think as we continue to evolve and adopt technology and create efficiencies, we will also be able to develop new interventions for some of this work because it's not going to just be one thing.</w:t>
+        <w:t xml:space="preserve">Yeah.  Well, you know, I'm not an economist and it's so easy to, you know, to make these assumptions about why things are the way they are.  But, of course, what I've come to learn in being in this organization is there's so many factors that go into this.  Like, I'm sure like the price of aluminum going up has something to do with it.</w:t>
+      </w:r>
+    </w:p>
+    <w:p>
+      <w:r>
+        <w:t xml:space="preserve">Sure, changing consumer sentiment and diets has something to do with it.  And I, you know, there's it's all the things, right?  So, um it's it's hard to pinpoint like what the one thing is, but what I think about in terms of FarmLink especially is we have pinpointed this one intervention that we know does work and that there are many more, as I mentioned earlier.  Like, this is all about the bigger ecosystem and relationships.</w:t>
+      </w:r>
+    </w:p>
+    <w:p>
+      <w:r>
+        <w:t xml:space="preserve">And um and that's what's really exciting is that I think as we continue to evolve and adopt technology and create efficiencies, we will also be able to develop new interventions for some of this work because it's not going to just be one thing.</w:t>
       </w:r>
     </w:p>
     <w:p>
@@ -337,7 +437,17 @@
     </w:p>
     <w:p>
       <w:r>
-        <w:t xml:space="preserve">So, um we get funded because of amazing donors. Um we have corporate partnerships. We get funded by foundations through grants. Um and then individuals. So, you can go to our website and donate five bucks. You can be someone who's able to write a bigger check than that. But, right now it's uh 100% uh philanthropy. Um we don't have an earned revenue stream. Um that is something that we are, you know, continuing to hold curiosity around, but um we've been very lucky that there's a lot of people who believe in the work that we're doing in this particular intervention. And again, as I mentioned, you know, you can be interested in um food insecurity, you could be interested in waste production, you could be interested in um the American farmer, or you could be interested in climate. Um all of those things intersect in the work that Farm Link does, and so I think we've been really lucky to attract a lot of different donors who are motivated by different things.</w:t>
+        <w:t xml:space="preserve">So, um we get funded because of amazing donors.  Um we have corporate partnerships.  We get funded by foundations through grants.  Um and then individuals.</w:t>
+      </w:r>
+    </w:p>
+    <w:p>
+      <w:r>
+        <w:t xml:space="preserve">So, you can go to our website and donate five bucks.  You can be someone who's able to write a bigger check than that.  But, right now it's uh 100% uh philanthropy.  Um we don't have an earned revenue stream.</w:t>
+      </w:r>
+    </w:p>
+    <w:p>
+      <w:r>
+        <w:t xml:space="preserve">Um that is something that we are, you know, continuing to hold curiosity around, but um we've been very lucky that there's a lot of people who believe in the work that we're doing in this particular intervention.  And again, as I mentioned, you know, you can be interested in um food insecurity, you could be interested in waste production, you could be interested in um the American farmer, or you could be interested in climate.  Um all of those things intersect in the work that Farm Link does, and so I think we've been really lucky to attract a lot of different donors who are motivated by different things.</w:t>
       </w:r>
     </w:p>
     <w:p>
@@ -347,7 +457,12 @@
     </w:p>
     <w:p>
       <w:r>
-        <w:t xml:space="preserve">I mean, may you know, there we see all this Instagram content and, you know, tradwives are becoming a thing and people, you know, want to homestead, but the reality is is that farmers in America are getting crushed, and there's very little ability to have solid succession planning because it's just a very hard way to make a living. All of the costs are going up. Um so, cost of machinery and cost of fertilizer, the cost to get into farming. It's an enormous hurdle. You know, if you're a 22-year-old coming out of college and you're like, "Well, I could start a website for free, or I could start a farm for hundreds of thousands of dollars." You know, which is it going to be? And so, unfortunately, um I think we're finding that we are in a position that we are not supporting our farmers enough, um which obviously puts our food at risk.</w:t>
+        <w:t xml:space="preserve">I mean, may you know, there we see all this Instagram content and, you know, tradwives are becoming a thing and people, you know, want to homestead, but the reality is is that farmers in America are getting crushed, and there's very little ability to have solid succession planning because it's just a very hard way to make a living.  All of the costs are going up.  Um so, cost of machinery and cost of fertilizer, the cost to get into farming.  It's an enormous hurdle.</w:t>
+      </w:r>
+    </w:p>
+    <w:p>
+      <w:r>
+        <w:t xml:space="preserve">You know, if you're a 22-year-old coming out of college and you're like, "Well, I could start a website for free, or I could start a farm for hundreds of thousands of dollars. " You know, which is it going to be?  And so, unfortunately, um I think we're finding that we are in a position that we are not supporting our farmers enough, um which obviously puts our food at risk.</w:t>
       </w:r>
     </w:p>
     <w:p>
@@ -397,7 +512,27 @@
     </w:p>
     <w:p>
       <w:r>
-        <w:t xml:space="preserve">Yeah. I think there's um three things that are most important for Farm Link. I think the first is of course continuing to do what we do well today, which is move food. Um I think there's ways in which we can move food that are more effective. Um so you talked about impact earlier in the conversation. Our team is getting really interested in not just moving more pounds of food, but knowing what the impact is and how to measure that. Um so that's um often what comes up in an early stage nonprofit is going from acting to measuring and understanding kind of what that looks like. There's a really important second piece to this, which is the fact that we were founded by students. So this youth leadership aspect has always been part of the DNA here at Farm Link and um one of the ways in which we continue to cultivate that is through a fellowship we call FIELD. So we take a cohort of students every single year and teach them about food systems and then point them at a problem that they get to go be on the ground and learn about. So they get partnered with a farm or a food bank um and uh then they it all culminates in a final project. We would like to see that continue to expand because I think part of our responsibility isn't just trying to fix one part of the problem, but actually creating more problem solvers. Um I think that is quite unique to FarmLink and being able to do both of those things really well. Um and I think the third thing is just continued innovation, right? So, I said like it's not going to just be one thing. Like we could be the biggest fastest smartest whatever whatever and like it's not going to solve the root cause of hunger or the root cause of food waste. It takes awesome partnership with many and so I think the third piece will be innovation and continuing to actually create new interventions. This one happens to work really well and it's going to be one of many. So, how else can we take sort of the model in which we were started and scaled and do that in other ways that touch on food waste, food insecurity, climate, and the American farmer.</w:t>
+        <w:t xml:space="preserve">Yeah.  I think there's um three things that are most important for Farm Link.  I think the first is of course continuing to do what we do well today, which is move food.  Um I think there's ways in which we can move food that are more effective.</w:t>
+      </w:r>
+    </w:p>
+    <w:p>
+      <w:r>
+        <w:t xml:space="preserve">Um so you talked about impact earlier in the conversation.  Our team is getting really interested in not just moving more pounds of food, but knowing what the impact is and how to measure that.  Um so that's um often what comes up in an early stage nonprofit is going from acting to measuring and understanding kind of what that looks like.  There's a really important second piece to this, which is the fact that we were founded by students.</w:t>
+      </w:r>
+    </w:p>
+    <w:p>
+      <w:r>
+        <w:t xml:space="preserve">So this youth leadership aspect has always been part of the DNA here at Farm Link and um one of the ways in which we continue to cultivate that is through a fellowship we call FIELD.  So we take a cohort of students every single year and teach them about food systems and then point them at a problem that they get to go be on the ground and learn about.  So they get partnered with a farm or a food bank um and uh then they it all culminates in a final project.  We would like to see that continue to expand because I think part of our responsibility isn't just trying to fix one part of the problem, but actually creating more problem solvers.</w:t>
+      </w:r>
+    </w:p>
+    <w:p>
+      <w:r>
+        <w:t xml:space="preserve">Um I think that is quite unique to FarmLink and being able to do both of those things really well.  Um and I think the third thing is just continued innovation, right?  So, I said like it's not going to just be one thing.  Like we could be the biggest fastest smartest whatever whatever and like it's not going to solve the root cause of hunger or the root cause of food waste.</w:t>
+      </w:r>
+    </w:p>
+    <w:p>
+      <w:r>
+        <w:t xml:space="preserve">It takes awesome partnership with many and so I think the third piece will be innovation and continuing to actually create new interventions.  This one happens to work really well and it's going to be one of many.  So, how else can we take sort of the model in which we were started and scaled and do that in other ways that touch on food waste, food insecurity, climate, and the American farmer.</w:t>
       </w:r>
     </w:p>
     <w:p>
